--- a/viveprop-platform/Docs/INSTRUCCIONES_ACTUALIZACIONES.docx
+++ b/viveprop-platform/Docs/INSTRUCCIONES_ACTUALIZACIONES.docx
@@ -1440,7 +1440,58 @@
             <w:shd w:val="clear" w:color="auto" w:fill="F5F5F5"/>
           </w:tcPr>
           <w:p>
-            <w:r/>
+            <w:r>
+              <w:rPr>
+                <w:rFonts w:ascii="Courier New" w:hAnsi="Courier New"/>
+                <w:sz w:val="18"/>
+              </w:rPr>
+              <w:t>Archivo fuente (inmobiliarias):  data/condiciones comerciales.xlsx</w:t>
+              <w:br/>
+              <w:t>Archivo intermedio (generado):   data/condiciones_cc_unified.xlsx</w:t>
+              <w:br/>
+              <w:br/>
+              <w:t>Flujo interno del bat:</w:t>
+              <w:br/>
+              <w:t xml:space="preserve">  cc_sync.py    -&gt; lee condiciones comerciales.xlsx por sheet (CC MAESTRA, CC INGEVEC,</w:t>
+              <w:br/>
+              <w:t xml:space="preserve">                   CC RVC, TOC TOC, CC URMENETA) y regenera condiciones_cc_unified.xlsx</w:t>
+              <w:br/>
+              <w:t xml:space="preserve">  cc_importer.py -&gt; lee unified, obtiene UF del dia y genera cc.json</w:t>
+              <w:br/>
+              <w:br/>
+              <w:t>Columnas de condiciones_cc_unified.xlsx:</w:t>
+              <w:br/>
+              <w:t xml:space="preserve">  proyecto_id         - slug del proyecto (ej: proj_vicuna-mackenna-7589-ii)</w:t>
+              <w:br/>
+              <w:t xml:space="preserve">  inmobiliaria        - MAESTRA / INGEVEC / RVC / TOCTOC / URMENETA</w:t>
+              <w:br/>
+              <w:t xml:space="preserve">  descuento_depto     - % descuento sobre el depto (ej: 10 = 10%)</w:t>
+              <w:br/>
+              <w:t xml:space="preserve">  aporte_inmobiliaria - % bono / certificado de pago de la inmobiliaria</w:t>
+              <w:br/>
+              <w:t xml:space="preserve">  reserva_clp         - monto reserva en pesos (ej: 100000)</w:t>
+              <w:br/>
+              <w:t xml:space="preserve">  reserva_uf          - monto reserva en UF (TOCTOC; el CLP se calcula al publicar)</w:t>
+              <w:br/>
+              <w:t xml:space="preserve">  cuotas_pie_n        - cantidad de cuotas del saldo del pie</w:t>
+              <w:br/>
+              <w:t xml:space="preserve">  pie_pct_default     - % pie total sugerido (vacio = usa default del sistema)</w:t>
+              <w:br/>
+              <w:t xml:space="preserve">  pie_const_pct       - % pie periodo construccion</w:t>
+              <w:br/>
+              <w:t xml:space="preserve">  credito_directo_pct - % credito directo de la inmobiliaria</w:t>
+              <w:br/>
+              <w:t xml:space="preserve">  cuoton_pct          - % cuoton</w:t>
+              <w:br/>
+              <w:t xml:space="preserve">  tipo_entrega        - texto libre (ej: 2do semestre 2027)</w:t>
+              <w:br/>
+              <w:t xml:space="preserve">  nota                - texto adicional visible en el cotizador</w:t>
+              <w:br/>
+              <w:br/>
+              <w:t>NOTA: condiciones_cc_unified.xlsx es generado automaticamente por cc_sync.py.</w:t>
+              <w:br/>
+              <w:t>No editar directamente salvo para campos que el script no extrae (ver seccion 4.4).</w:t>
+            </w:r>
           </w:p>
           <w:p>
             <w:pPr>
@@ -1672,7 +1723,48 @@
             <w:shd w:val="clear" w:color="auto" w:fill="F5F5F5"/>
           </w:tcPr>
           <w:p>
-            <w:r/>
+            <w:r>
+              <w:rPr>
+                <w:rFonts w:ascii="Courier New" w:hAnsi="Courier New"/>
+                <w:sz w:val="18"/>
+              </w:rPr>
+              <w:t>1. Recibir las nuevas CC de las inmobiliarias (por mail o portal).</w:t>
+              <w:br/>
+              <w:t>2. Actualizar la planilla:   data\condiciones comerciales.xlsx</w:t>
+              <w:br/>
+              <w:t xml:space="preserve">   - Abrir el sheet de la inmobiliaria (CC MAESTRA, CC INGEVEC, CC RVC,</w:t>
+              <w:br/>
+              <w:t xml:space="preserve">     TOC TOC o CC URMENETA)</w:t>
+              <w:br/>
+              <w:t xml:space="preserve">   - Actualizar los valores que cambiaron (descuentos, aportes, cuotas, etc.)</w:t>
+              <w:br/>
+              <w:t xml:space="preserve">   - Guardar y cerrar el Excel</w:t>
+              <w:br/>
+              <w:t>3. Doble clic en:   viveprop-platform\tasks\actualizar_cc.bat</w:t>
+              <w:br/>
+              <w:t>4. El bat ejecuta dos scripts en secuencia:</w:t>
+              <w:br/>
+              <w:t xml:space="preserve">      a. cc_sync.py     -&gt; lee condiciones comerciales.xlsx y regenera</w:t>
+              <w:br/>
+              <w:t xml:space="preserve">                           condiciones_cc_unified.xlsx con valores actualizados</w:t>
+              <w:br/>
+              <w:t xml:space="preserve">      b. cc_importer.py -&gt; obtiene UF de mindicador.cl (si hay reservas en UF)</w:t>
+              <w:br/>
+              <w:t xml:space="preserve">                           y genera cc.json con valores normalizados</w:t>
+              <w:br/>
+              <w:t>5. Hace git commit y git push automaticamente.</w:t>
+              <w:br/>
+              <w:t>6. Vercel despliega en 1-2 minutos.</w:t>
+              <w:br/>
+              <w:br/>
+              <w:t>NOTA: Si necesitas ajustar un campo que el script no extrae automaticamente</w:t>
+              <w:br/>
+              <w:t>(ej: nota especial, reserva de RVC), editalo directamente en</w:t>
+              <w:br/>
+              <w:t>condiciones_cc_unified.xlsx DESPUES de correr el bat. Ese valor se preservara</w:t>
+              <w:br/>
+              <w:t>en proximas sincronizaciones (cc_sync.py no sobreescribe campos que no extrae).</w:t>
+            </w:r>
           </w:p>
           <w:p>
             <w:pPr>
@@ -1838,7 +1930,7 @@
         <w:ind w:left="283"/>
       </w:pPr>
       <w:r>
-        <w:t>Abrir data/condiciones_cc_unified.xlsx</w:t>
+        <w:t>Agregar la fila del proyecto en data/condiciones comerciales.xlsx, en el sheet de la inmobiliaria correspondiente.</w:t>
       </w:r>
     </w:p>
     <w:p>
@@ -1847,25 +1939,23 @@
         <w:ind w:left="283"/>
       </w:pPr>
       <w:r>
-        <w:t>Agregar una fila nueva al final con los datos del proyecto</w:t>
+        <w:t>Agregar el mapeo nombre -&gt; slug en el diccionario NAME_TO_SLUG dentro de tools/cc_sync.py:</w:t>
       </w:r>
     </w:p>
     <w:p>
       <w:pPr/>
       <w:r>
         <w:rPr>
-          <w:sz w:val="22"/>
+          <w:rFonts w:ascii="Courier New" w:hAnsi="Courier New"/>
+          <w:sz w:val="18"/>
         </w:rPr>
-        <w:t xml:space="preserve">     El campo proyecto_id debe contener el slug exacto (ej: proj_nombre-proyecto).</w:t>
+        <w:t xml:space="preserve">    "Nombre del proyecto como aparece en CC": "proj_slug-del-proyecto",</w:t>
       </w:r>
     </w:p>
     <w:p>
       <w:pPr/>
       <w:r>
-        <w:rPr>
-          <w:sz w:val="22"/>
-        </w:rPr>
-        <w:t xml:space="preserve">     El slug está en frontend/public/data/projects.json → campo 'id'.</w:t>
+        <w:t xml:space="preserve">     El slug esta en frontend/public/data/projects.json -&gt; campo 'id'.</w:t>
       </w:r>
     </w:p>
     <w:p>
@@ -1874,7 +1964,7 @@
         <w:ind w:left="283"/>
       </w:pPr>
       <w:r>
-        <w:t>Guardar y correr actualizar_cc.bat</w:t>
+        <w:t>Guardar y correr actualizar_cc.bat.</w:t>
       </w:r>
     </w:p>
     <w:p>
@@ -1891,10 +1981,7 @@
     <w:p>
       <w:pPr/>
       <w:r>
-        <w:rPr>
-          <w:sz w:val="22"/>
-        </w:rPr>
-        <w:t>No requiere cambios de código. El campo inmobiliaria en la planilla es texto libre. Simplemente usar el nombre de la nueva inmobiliaria en la columna correspondiente y agregar los proyectos con sus datos normalizados.</w:t>
+        <w:t>Requiere agregar un parser nuevo en tools/cc_sync.py: (1) crear funcion parse_nuevainmobiliaria(rows) con la logica de lectura del sheet; (2) agregar el nombre del sheet y la funcion al bucle principal en __main__; (3) agregar las entradas nombre -&gt; slug en NAME_TO_SLUG; (4) correr actualizar_cc.bat para verificar.</w:t>
       </w:r>
     </w:p>
     <w:p>
@@ -1914,7 +2001,7 @@
         <w:ind w:left="283"/>
       </w:pPr>
       <w:r>
-        <w:t>Planilla fuente:   data/condiciones_cc_unified.xlsx</w:t>
+        <w:t>Planilla fuente:   data/condiciones comerciales.xlsx  &lt;- editar aqui</w:t>
       </w:r>
     </w:p>
     <w:p>
@@ -1923,7 +2010,16 @@
         <w:ind w:left="283"/>
       </w:pPr>
       <w:r>
-        <w:t>Script:            tools/cc_importer.py</w:t>
+        <w:t>Script sync:       tools/cc_sync.py             &lt;- genera unified desde CC</w:t>
+      </w:r>
+    </w:p>
+    <w:p>
+      <w:pPr>
+        <w:pStyle w:val="ListBullet"/>
+        <w:ind w:left="283"/>
+      </w:pPr>
+      <w:r>
+        <w:t>Script importer:   tools/cc_importer.py         &lt;- genera cc.json desde unified</w:t>
       </w:r>
     </w:p>
     <w:p>
@@ -2505,7 +2601,12 @@
             <w:shd w:val="clear" w:color="auto" w:fill="F5F5F5"/>
           </w:tcPr>
           <w:p>
-            <w:r/>
+            <w:r>
+              <w:rPr>
+                <w:rFonts w:ascii="Courier New" w:hAnsi="Courier New"/>
+                <w:sz w:val="18"/>
+              </w:rPr>
+            </w:r>
           </w:p>
           <w:p>
             <w:pPr>
@@ -2561,10 +2662,7 @@
               <w:ind w:left="170"/>
             </w:pPr>
             <w:r>
-              <w:rPr>
-                <w:sz w:val="20"/>
-              </w:rPr>
-              <w:t xml:space="preserve">  → Editar:          data\condiciones_cc_unified.xlsx</w:t>
+              <w:t xml:space="preserve">  → Actualizar:      data\condiciones comerciales.xlsx  (sheet de la inmobiliaria)</w:t>
             </w:r>
           </w:p>
           <w:p>
@@ -2572,10 +2670,7 @@
               <w:ind w:left="170"/>
             </w:pPr>
             <w:r>
-              <w:rPr>
-                <w:sz w:val="20"/>
-              </w:rPr>
-              <w:t xml:space="preserve">  → Doble clic en:   tasks\actualizar_cc.bat</w:t>
+              <w:t xml:space="preserve">  → Doble clic en:   tasks\actualizar_cc.bat  (corre cc_sync.py + cc_importer.py)</w:t>
             </w:r>
           </w:p>
           <w:p>
@@ -2878,10 +2973,7 @@
           </w:tcPr>
           <w:p>
             <w:r>
-              <w:rPr>
-                <w:sz w:val="20"/>
-              </w:rPr>
-              <w:t>Editar solo la planilla CC</w:t>
+              <w:t>Modificar condiciones comerciales.xlsx sin correr el bat</w:t>
             </w:r>
           </w:p>
         </w:tc>
@@ -3045,7 +3137,7 @@
         <w:ind w:left="283"/>
       </w:pPr>
       <w:r>
-        <w:t>Si se hicieron cambios y no se reflejan: verificar que se guardó el Excel antes de correr el bat</w:t>
+        <w:t>Si se hicieron cambios y no se reflejan: verificar que se guardo el Excel antes de correr el bat, y que el proyecto esta mapeado en NAME_TO_SLUG de cc_sync.py</w:t>
       </w:r>
     </w:p>
     <w:p/>
